--- a/klagomål/A 63152-2025 FSC-klagomål.docx
+++ b/klagomål/A 63152-2025 FSC-klagomål.docx
@@ -914,7 +914,7 @@
     <w:r>
       <w:tab/>
       <w:tab/>
-      <w:t>2026-09-14</w:t>
+      <w:t>2026-09-15</w:t>
       <w:br/>
       <w:br/>
     </w:r>

--- a/klagomål/A 63152-2025 FSC-klagomål.docx
+++ b/klagomål/A 63152-2025 FSC-klagomål.docx
@@ -914,7 +914,7 @@
     <w:r>
       <w:tab/>
       <w:tab/>
-      <w:t>2026-09-15</w:t>
+      <w:t>2026-09-16</w:t>
       <w:br/>
       <w:br/>
     </w:r>

--- a/klagomål/A 63152-2025 FSC-klagomål.docx
+++ b/klagomål/A 63152-2025 FSC-klagomål.docx
@@ -914,7 +914,7 @@
     <w:r>
       <w:tab/>
       <w:tab/>
-      <w:t>2026-09-16</w:t>
+      <w:t>2026-09-17</w:t>
       <w:br/>
       <w:br/>
     </w:r>

--- a/klagomål/A 63152-2025 FSC-klagomål.docx
+++ b/klagomål/A 63152-2025 FSC-klagomål.docx
@@ -914,7 +914,7 @@
     <w:r>
       <w:tab/>
       <w:tab/>
-      <w:t>2026-09-17</w:t>
+      <w:t>2026-09-18</w:t>
       <w:br/>
       <w:br/>
     </w:r>

--- a/klagomål/A 63152-2025 FSC-klagomål.docx
+++ b/klagomål/A 63152-2025 FSC-klagomål.docx
@@ -914,7 +914,7 @@
     <w:r>
       <w:tab/>
       <w:tab/>
-      <w:t>2026-09-18</w:t>
+      <w:t>2026-09-19</w:t>
       <w:br/>
       <w:br/>
     </w:r>

--- a/klagomål/A 63152-2025 FSC-klagomål.docx
+++ b/klagomål/A 63152-2025 FSC-klagomål.docx
@@ -914,7 +914,7 @@
     <w:r>
       <w:tab/>
       <w:tab/>
-      <w:t>2026-09-19</w:t>
+      <w:t>2026-09-21</w:t>
       <w:br/>
       <w:br/>
     </w:r>

--- a/klagomål/A 63152-2025 FSC-klagomål.docx
+++ b/klagomål/A 63152-2025 FSC-klagomål.docx
@@ -914,7 +914,7 @@
     <w:r>
       <w:tab/>
       <w:tab/>
-      <w:t>2026-09-21</w:t>
+      <w:t>2026-09-23</w:t>
       <w:br/>
       <w:br/>
     </w:r>

--- a/klagomål/A 63152-2025 FSC-klagomål.docx
+++ b/klagomål/A 63152-2025 FSC-klagomål.docx
@@ -914,7 +914,7 @@
     <w:r>
       <w:tab/>
       <w:tab/>
-      <w:t>2026-09-23</w:t>
+      <w:t>2026-09-24</w:t>
       <w:br/>
       <w:br/>
     </w:r>

--- a/klagomål/A 63152-2025 FSC-klagomål.docx
+++ b/klagomål/A 63152-2025 FSC-klagomål.docx
@@ -914,7 +914,7 @@
     <w:r>
       <w:tab/>
       <w:tab/>
-      <w:t>2026-09-24</w:t>
+      <w:t>2026-09-25</w:t>
       <w:br/>
       <w:br/>
     </w:r>

--- a/klagomål/A 63152-2025 FSC-klagomål.docx
+++ b/klagomål/A 63152-2025 FSC-klagomål.docx
@@ -914,7 +914,7 @@
     <w:r>
       <w:tab/>
       <w:tab/>
-      <w:t>2026-09-25</w:t>
+      <w:t>2026-09-26</w:t>
       <w:br/>
       <w:br/>
     </w:r>

--- a/klagomål/A 63152-2025 FSC-klagomål.docx
+++ b/klagomål/A 63152-2025 FSC-klagomål.docx
@@ -914,7 +914,7 @@
     <w:r>
       <w:tab/>
       <w:tab/>
-      <w:t>2026-09-26</w:t>
+      <w:t>2026-09-27</w:t>
       <w:br/>
       <w:br/>
     </w:r>

--- a/klagomål/A 63152-2025 FSC-klagomål.docx
+++ b/klagomål/A 63152-2025 FSC-klagomål.docx
@@ -914,7 +914,7 @@
     <w:r>
       <w:tab/>
       <w:tab/>
-      <w:t>2026-09-27</w:t>
+      <w:t>2026-09-28</w:t>
       <w:br/>
       <w:br/>
     </w:r>

--- a/klagomål/A 63152-2025 FSC-klagomål.docx
+++ b/klagomål/A 63152-2025 FSC-klagomål.docx
@@ -914,7 +914,7 @@
     <w:r>
       <w:tab/>
       <w:tab/>
-      <w:t>2026-09-28</w:t>
+      <w:t>2026-09-29</w:t>
       <w:br/>
       <w:br/>
     </w:r>

--- a/klagomål/A 63152-2025 FSC-klagomål.docx
+++ b/klagomål/A 63152-2025 FSC-klagomål.docx
@@ -914,7 +914,7 @@
     <w:r>
       <w:tab/>
       <w:tab/>
-      <w:t>2026-09-29</w:t>
+      <w:t>2026-09-30</w:t>
       <w:br/>
       <w:br/>
     </w:r>

--- a/klagomål/A 63152-2025 FSC-klagomål.docx
+++ b/klagomål/A 63152-2025 FSC-klagomål.docx
@@ -914,7 +914,7 @@
     <w:r>
       <w:tab/>
       <w:tab/>
-      <w:t>2026-09-30</w:t>
+      <w:t>2026-10-01</w:t>
       <w:br/>
       <w:br/>
     </w:r>

--- a/klagomål/A 63152-2025 FSC-klagomål.docx
+++ b/klagomål/A 63152-2025 FSC-klagomål.docx
@@ -914,7 +914,7 @@
     <w:r>
       <w:tab/>
       <w:tab/>
-      <w:t>2026-10-01</w:t>
+      <w:t>2026-10-02</w:t>
       <w:br/>
       <w:br/>
     </w:r>

--- a/klagomål/A 63152-2025 FSC-klagomål.docx
+++ b/klagomål/A 63152-2025 FSC-klagomål.docx
@@ -914,7 +914,7 @@
     <w:r>
       <w:tab/>
       <w:tab/>
-      <w:t>2026-10-02</w:t>
+      <w:t>2026-10-03</w:t>
       <w:br/>
       <w:br/>
     </w:r>

--- a/klagomål/A 63152-2025 FSC-klagomål.docx
+++ b/klagomål/A 63152-2025 FSC-klagomål.docx
@@ -914,7 +914,7 @@
     <w:r>
       <w:tab/>
       <w:tab/>
-      <w:t>2026-10-03</w:t>
+      <w:t>2026-10-04</w:t>
       <w:br/>
       <w:br/>
     </w:r>

--- a/klagomål/A 63152-2025 FSC-klagomål.docx
+++ b/klagomål/A 63152-2025 FSC-klagomål.docx
@@ -914,7 +914,7 @@
     <w:r>
       <w:tab/>
       <w:tab/>
-      <w:t>2026-10-04</w:t>
+      <w:t>2026-10-05</w:t>
       <w:br/>
       <w:br/>
     </w:r>

--- a/klagomål/A 63152-2025 FSC-klagomål.docx
+++ b/klagomål/A 63152-2025 FSC-klagomål.docx
@@ -914,7 +914,7 @@
     <w:r>
       <w:tab/>
       <w:tab/>
-      <w:t>2026-10-05</w:t>
+      <w:t>2026-10-06</w:t>
       <w:br/>
       <w:br/>
     </w:r>

--- a/klagomål/A 63152-2025 FSC-klagomål.docx
+++ b/klagomål/A 63152-2025 FSC-klagomål.docx
@@ -914,7 +914,7 @@
     <w:r>
       <w:tab/>
       <w:tab/>
-      <w:t>2026-10-06</w:t>
+      <w:t>2026-10-07</w:t>
       <w:br/>
       <w:br/>
     </w:r>

--- a/klagomål/A 63152-2025 FSC-klagomål.docx
+++ b/klagomål/A 63152-2025 FSC-klagomål.docx
@@ -914,7 +914,7 @@
     <w:r>
       <w:tab/>
       <w:tab/>
-      <w:t>2026-10-07</w:t>
+      <w:t>2026-10-08</w:t>
       <w:br/>
       <w:br/>
     </w:r>

--- a/klagomål/A 63152-2025 FSC-klagomål.docx
+++ b/klagomål/A 63152-2025 FSC-klagomål.docx
@@ -914,7 +914,7 @@
     <w:r>
       <w:tab/>
       <w:tab/>
-      <w:t>2026-10-08</w:t>
+      <w:t>2026-10-09</w:t>
       <w:br/>
       <w:br/>
     </w:r>

--- a/klagomål/A 63152-2025 FSC-klagomål.docx
+++ b/klagomål/A 63152-2025 FSC-klagomål.docx
@@ -914,7 +914,7 @@
     <w:r>
       <w:tab/>
       <w:tab/>
-      <w:t>2026-10-09</w:t>
+      <w:t>2026-10-10</w:t>
       <w:br/>
       <w:br/>
     </w:r>

--- a/klagomål/A 63152-2025 FSC-klagomål.docx
+++ b/klagomål/A 63152-2025 FSC-klagomål.docx
@@ -914,7 +914,7 @@
     <w:r>
       <w:tab/>
       <w:tab/>
-      <w:t>2026-10-10</w:t>
+      <w:t>2026-10-11</w:t>
       <w:br/>
       <w:br/>
     </w:r>

--- a/klagomål/A 63152-2025 FSC-klagomål.docx
+++ b/klagomål/A 63152-2025 FSC-klagomål.docx
@@ -914,7 +914,7 @@
     <w:r>
       <w:tab/>
       <w:tab/>
-      <w:t>2026-10-11</w:t>
+      <w:t>2026-10-12</w:t>
       <w:br/>
       <w:br/>
     </w:r>

--- a/klagomål/A 63152-2025 FSC-klagomål.docx
+++ b/klagomål/A 63152-2025 FSC-klagomål.docx
@@ -914,7 +914,7 @@
     <w:r>
       <w:tab/>
       <w:tab/>
-      <w:t>2026-10-12</w:t>
+      <w:t>2026-10-13</w:t>
       <w:br/>
       <w:br/>
     </w:r>

--- a/klagomål/A 63152-2025 FSC-klagomål.docx
+++ b/klagomål/A 63152-2025 FSC-klagomål.docx
@@ -914,7 +914,7 @@
     <w:r>
       <w:tab/>
       <w:tab/>
-      <w:t>2026-10-13</w:t>
+      <w:t>2026-10-14</w:t>
       <w:br/>
       <w:br/>
     </w:r>

--- a/klagomål/A 63152-2025 FSC-klagomål.docx
+++ b/klagomål/A 63152-2025 FSC-klagomål.docx
@@ -914,7 +914,7 @@
     <w:r>
       <w:tab/>
       <w:tab/>
-      <w:t>2026-10-14</w:t>
+      <w:t>2026-10-15</w:t>
       <w:br/>
       <w:br/>
     </w:r>

--- a/klagomål/A 63152-2025 FSC-klagomål.docx
+++ b/klagomål/A 63152-2025 FSC-klagomål.docx
@@ -914,7 +914,7 @@
     <w:r>
       <w:tab/>
       <w:tab/>
-      <w:t>2026-10-15</w:t>
+      <w:t>2026-10-16</w:t>
       <w:br/>
       <w:br/>
     </w:r>

--- a/klagomål/A 63152-2025 FSC-klagomål.docx
+++ b/klagomål/A 63152-2025 FSC-klagomål.docx
@@ -914,7 +914,7 @@
     <w:r>
       <w:tab/>
       <w:tab/>
-      <w:t>2026-10-16</w:t>
+      <w:t>2026-10-17</w:t>
       <w:br/>
       <w:br/>
     </w:r>

--- a/klagomål/A 63152-2025 FSC-klagomål.docx
+++ b/klagomål/A 63152-2025 FSC-klagomål.docx
@@ -914,7 +914,7 @@
     <w:r>
       <w:tab/>
       <w:tab/>
-      <w:t>2026-10-17</w:t>
+      <w:t>2026-10-18</w:t>
       <w:br/>
       <w:br/>
     </w:r>

--- a/klagomål/A 63152-2025 FSC-klagomål.docx
+++ b/klagomål/A 63152-2025 FSC-klagomål.docx
@@ -914,7 +914,7 @@
     <w:r>
       <w:tab/>
       <w:tab/>
-      <w:t>2026-10-18</w:t>
+      <w:t>2026-10-19</w:t>
       <w:br/>
       <w:br/>
     </w:r>

--- a/klagomål/A 63152-2025 FSC-klagomål.docx
+++ b/klagomål/A 63152-2025 FSC-klagomål.docx
@@ -914,7 +914,7 @@
     <w:r>
       <w:tab/>
       <w:tab/>
-      <w:t>2026-10-19</w:t>
+      <w:t>2026-10-20</w:t>
       <w:br/>
       <w:br/>
     </w:r>

--- a/klagomål/A 63152-2025 FSC-klagomål.docx
+++ b/klagomål/A 63152-2025 FSC-klagomål.docx
@@ -914,7 +914,7 @@
     <w:r>
       <w:tab/>
       <w:tab/>
-      <w:t>2026-10-20</w:t>
+      <w:t>2026-10-21</w:t>
       <w:br/>
       <w:br/>
     </w:r>

--- a/klagomål/A 63152-2025 FSC-klagomål.docx
+++ b/klagomål/A 63152-2025 FSC-klagomål.docx
@@ -914,7 +914,7 @@
     <w:r>
       <w:tab/>
       <w:tab/>
-      <w:t>2026-10-21</w:t>
+      <w:t>2026-10-22</w:t>
       <w:br/>
       <w:br/>
     </w:r>

--- a/klagomål/A 63152-2025 FSC-klagomål.docx
+++ b/klagomål/A 63152-2025 FSC-klagomål.docx
@@ -914,7 +914,7 @@
     <w:r>
       <w:tab/>
       <w:tab/>
-      <w:t>2026-10-22</w:t>
+      <w:t>2026-10-23</w:t>
       <w:br/>
       <w:br/>
     </w:r>

--- a/klagomål/A 63152-2025 FSC-klagomål.docx
+++ b/klagomål/A 63152-2025 FSC-klagomål.docx
@@ -178,7 +178,7 @@
       <w:r>
         <w:drawing>
           <wp:inline xmlns:a="http://schemas.openxmlformats.org/drawingml/2006/main" xmlns:pic="http://schemas.openxmlformats.org/drawingml/2006/picture">
-            <wp:extent cx="5486400" cy="4820868"/>
+            <wp:extent cx="5486400" cy="4939645"/>
             <wp:docPr id="1" name="Picture 1"/>
             <wp:cNvGraphicFramePr>
               <a:graphicFrameLocks noChangeAspect="1"/>
@@ -199,7 +199,7 @@
                   <pic:spPr>
                     <a:xfrm>
                       <a:off x="0" y="0"/>
-                      <a:ext cx="5486400" cy="4820868"/>
+                      <a:ext cx="5486400" cy="4939645"/>
                     </a:xfrm>
                     <a:prstGeom prst="rect"/>
                   </pic:spPr>
@@ -221,7 +221,7 @@
     </w:p>
     <w:p>
       <w:r>
-        <w:t>I och inom 17 meter från avverkningsanmälan finns fynd av 7 naturvårdsarter, varav 3 är rödlistade, 4 är fridlysta, 2 är typiska (T) och 1 är signalart (S): berggräsfjäril (NT), dårgräsfjäril (NT, §4a), svinrot (NT), nästrot (S, §8), spillkråka (T, §4), sälg (T) och sankt pers nycklar (§8). Se Figur 1.</w:t>
+        <w:t>I och inom 17 meter från avverkningsanmälan finns fynd av 9 naturvårdsarter, varav 5 är rödlistade, 4 är fridlysta, 2 är typiska (T) och 1 är signalart (S): berggräsfjäril (NT), blekspindling agg. (NT), dårgräsfjäril (NT, §4a), odörspindling (NT), svinrot (NT), nästrot (S, §8), spillkråka (T, §4), sälg (T) och sankt pers nycklar (§8). Se Figur 1.</w:t>
       </w:r>
     </w:p>
     <w:p>
@@ -252,10 +252,32 @@
         <w:rPr>
           <w:b/>
         </w:rPr>
+        <w:t xml:space="preserve">Blekspindling agg. (NT) </w:t>
+      </w:r>
+      <w:r>
+        <w:t>bildar mykorrhiza med gran och tall i ängsgranskog och kalktallskog på torr och ofta kalkrik mark. Mer sällan även med bok och ek, i ädellövskog. Total population i landet bedöms ha minskat med mer än 15 % över de senaste 50 åren, p.g.a. slutavverkning av äldre skog. Minskningen bedöms fortgå framöver (SLU Artdatabanken, 2025).</w:t>
+      </w:r>
+    </w:p>
+    <w:p>
+      <w:r>
+        <w:rPr>
+          <w:b/>
+        </w:rPr>
         <w:t>Dårgräsfjäril (NT, §4a)</w:t>
       </w:r>
       <w:r>
         <w:t xml:space="preserve"> är rödlistad som nära hotad, fridlyst enligt 4a§ artskyddsförordningen och omfattas av bilaga 4 EU:s art- och habitatdirektiv vilket innebär ett strikt skydd där hela livsmiljön ska bevaras. Sedan 2005 omfattas dårgräsfjärilen av ett åtgärdsprogram för hotade arter (SLU Artdatabanken, 2024; Bergman, 2005). Hanar av dårgräsfjärilen ses ofta patrullera längs med bryn och vägar medan ägg-, larv- och puppstadier sker i bryn och i mindre gläntor inne i skogen. Speciellt äggen är uttorkningskänsliga och arten överlever inte kalavverkning (SLU Artdatabanken, 2024).</w:t>
+      </w:r>
+    </w:p>
+    <w:p>
+      <w:r>
+        <w:rPr>
+          <w:b/>
+        </w:rPr>
+        <w:t>Odörspindling (NT)</w:t>
+      </w:r>
+      <w:r>
+        <w:t xml:space="preserve"> bildar mykorrhiza med gran och tall i örtrik kalkbarrskog. Den uppträder huvudsakligen i äldre barrskogar så kallade ”bondeskogar” med en lång trädkontinuitet. Minskningstakten uppgår till 15 % inom 50 år och bedöms vara nära gränsvärdet för Sårbar (VU). (A2c+3c+4c). Virkesrika, äldre barrskogar med hög bonitet, på bättre jordar är en bristvara i befintliga, skyddade områden i Sverige och fler örtrika barrskogar med trädkontinuitet måste skyddas i större utsträckning än vad som tidigare gjorts. Områden med odörspindling bör inte gallras eller plockhuggas om inte huggningen efterföljs av skogsbete (SLU Artdatabanken, 2024).</w:t>
       </w:r>
     </w:p>
     <w:p>
@@ -413,7 +435,7 @@
         <w:rPr>
           <w:i/>
         </w:rPr>
-        <w:t>I det avverkningsanmälda skogsområdet har 7 naturvårdsarter varav 3 rödlistade arter sina livsmiljöer och växtplatser.</w:t>
+        <w:t>I det avverkningsanmälda skogsområdet har 9 naturvårdsarter varav 5 rödlistade arter sina livsmiljöer och växtplatser.</w:t>
       </w:r>
     </w:p>
     <w:p>
@@ -914,7 +936,7 @@
     <w:r>
       <w:tab/>
       <w:tab/>
-      <w:t>2026-10-23</w:t>
+      <w:t>2026-10-24</w:t>
       <w:br/>
       <w:br/>
     </w:r>

--- a/klagomål/A 63152-2025 FSC-klagomål.docx
+++ b/klagomål/A 63152-2025 FSC-klagomål.docx
@@ -936,7 +936,7 @@
     <w:r>
       <w:tab/>
       <w:tab/>
-      <w:t>2026-10-24</w:t>
+      <w:t>2026-10-25</w:t>
       <w:br/>
       <w:br/>
     </w:r>

--- a/klagomål/A 63152-2025 FSC-klagomål.docx
+++ b/klagomål/A 63152-2025 FSC-klagomål.docx
@@ -936,7 +936,7 @@
     <w:r>
       <w:tab/>
       <w:tab/>
-      <w:t>2026-10-25</w:t>
+      <w:t>2026-10-26</w:t>
       <w:br/>
       <w:br/>
     </w:r>

--- a/klagomål/A 63152-2025 FSC-klagomål.docx
+++ b/klagomål/A 63152-2025 FSC-klagomål.docx
@@ -936,7 +936,7 @@
     <w:r>
       <w:tab/>
       <w:tab/>
-      <w:t>2026-10-26</w:t>
+      <w:t>2026-10-27</w:t>
       <w:br/>
       <w:br/>
     </w:r>

--- a/klagomål/A 63152-2025 FSC-klagomål.docx
+++ b/klagomål/A 63152-2025 FSC-klagomål.docx
@@ -936,7 +936,7 @@
     <w:r>
       <w:tab/>
       <w:tab/>
-      <w:t>2026-10-27</w:t>
+      <w:t>2026-10-28</w:t>
       <w:br/>
       <w:br/>
     </w:r>

--- a/klagomål/A 63152-2025 FSC-klagomål.docx
+++ b/klagomål/A 63152-2025 FSC-klagomål.docx
@@ -936,7 +936,7 @@
     <w:r>
       <w:tab/>
       <w:tab/>
-      <w:t>2026-10-28</w:t>
+      <w:t>2026-10-29</w:t>
       <w:br/>
       <w:br/>
     </w:r>

--- a/klagomål/A 63152-2025 FSC-klagomål.docx
+++ b/klagomål/A 63152-2025 FSC-klagomål.docx
@@ -936,7 +936,7 @@
     <w:r>
       <w:tab/>
       <w:tab/>
-      <w:t>2026-10-29</w:t>
+      <w:t>2026-10-31</w:t>
       <w:br/>
       <w:br/>
     </w:r>
